--- a/docs/商业计划书.docx
+++ b/docs/商业计划书.docx
@@ -222,7 +222,7 @@
         <w:rPr>
           <w:b w:val="0"/>
         </w:rPr>
-        <w:t>我们作为吉首大学的学生,就学习生活在这片红色土地上。用所学的技术为家乡特产小店做一件实实在在的事,就是我们对红色基因最好的传承。</w:t>
+        <w:t>我们作为吉首大学的学生,就学习生活在这片红色土地上。用所学的技术为湘西特产小店做一件实实在在的事,就是我们对红色基因最好的传承。</w:t>
       </w:r>
     </w:p>
     <w:p>
@@ -1722,7 +1722,7 @@
         <w:rPr>
           <w:b w:val="0"/>
         </w:rPr>
-        <w:t>吉首大学本科生。项目第一完成人,负责:需求分析、系统架构设计、技术选型、核心功能开发统筹、测试与压测验收。独立完成通用电商 RAG 原型全部开发(含 60 项单元测试与 100 人并发压测),代码双平台开源。</w:t>
+        <w:t>邓铭,吉首大学本科生。项目第一完成人,负责:需求分析、系统架构设计、技术选型、核心功能开发统筹、测试与压测验收。独立完成通用电商 RAG 原型全部开发(含 60 项单元测试与 100 人并发压测),代码双平台开源。</w:t>
       </w:r>
     </w:p>
     <w:p>
